--- a/companies/alder-ridge/source-files/Shared/Finance/Treasury/FY27 working/treasury and bank review notes - 7.4 DC.docx
+++ b/companies/alder-ridge/source-files/Shared/Finance/Treasury/FY27 working/treasury and bank review notes - 7.4 DC.docx
@@ -967,7 +967,7 @@
                 <w:color w:val="000000"/>
                 <w:sz w:val="22"/>
               </w:rPr>
-              <w:t>Covenant policy, Debt Schedule, Forecast Inputs</w:t>
+              <w:t>Covenant policy, Debt Schedule, Forecast Inputs, Historical Covenant Inputs</w:t>
             </w:r>
           </w:p>
         </w:tc>
@@ -1915,12 +1915,17 @@
     </w:p>
     <w:p>
       <w:r>
-        <w:t>Decision 2: Test leverage on trailing-four-quarter covenant EBITDA and FCCR on trailing EBITDA divided by trailing cash interest, capex, cash taxes, and distributions.</w:t>
+        <w:t>Decision 2: Test leverage on trailing-four-quarter covenant EBITDA using the executed 3.00x maximum.</w:t>
       </w:r>
     </w:p>
     <w:p>
       <w:r>
-        <w:t>Decision 3: At the first leverage breach, calculate the immediate debt paydown required to reach the covenant maximum; do not solve an FCCR breach with a debt plug.</w:t>
+        <w:t>Decision 3: Calculate FCCR under the executed amendment as trailing EBITDA less cash taxes and unfunded capex, divided by cash interest plus scheduled principal.</w:t>
+      </w:r>
+    </w:p>
+    <w:p>
+      <w:r>
+        <w:t>Decision 4: At the first leverage breach, calculate the immediate debt paydown required to reach the covenant maximum; do not solve an FCCR breach with a debt plug.</w:t>
       </w:r>
     </w:p>
     <w:p>

--- a/companies/alder-ridge/source-files/Shared/Finance/Treasury/FY27 working/treasury and bank review notes - 7.4 DC.docx
+++ b/companies/alder-ridge/source-files/Shared/Finance/Treasury/FY27 working/treasury and bank review notes - 7.4 DC.docx
@@ -934,7 +934,7 @@
                 <w:color w:val="000000"/>
                 <w:sz w:val="22"/>
               </w:rPr>
-              <w:t>eight-quarter covenant forecast</w:t>
+              <w:t>FY27 covenant outlook</w:t>
             </w:r>
           </w:p>
         </w:tc>
@@ -967,7 +967,7 @@
                 <w:color w:val="000000"/>
                 <w:sz w:val="22"/>
               </w:rPr>
-              <w:t>Covenant policy, Debt Schedule, Forecast Inputs, Historical Covenant Inputs</w:t>
+              <w:t>Covenant Downside, Covenant policy, Debt Schedule, Forecast Inputs, Historical Covenant Inputs</w:t>
             </w:r>
           </w:p>
         </w:tc>
@@ -1905,7 +1905,7 @@
         <w:pStyle w:val="Heading2"/>
       </w:pPr>
       <w:r>
-        <w:t>eight-quarter covenant forecast</w:t>
+        <w:t>FY27 covenant outlook</w:t>
       </w:r>
     </w:p>
     <w:p>
@@ -1926,6 +1926,11 @@
     <w:p>
       <w:r>
         <w:t>Decision 4: At the first leverage breach, calculate the immediate debt paydown required to reach the covenant maximum; do not solve an FCCR breach with a debt plug.</w:t>
+      </w:r>
+    </w:p>
+    <w:p>
+      <w:r>
+        <w:t>Decision 5: For the covenant downside, reduce forecast covenant EBITDA by 12%, apply 90% of forecast cash taxes, add $75,000 of quarterly cash interest beginning in 2026-Q4, and add $250,000 of unfunded capex in 2027-Q2 and 2028-Q2. Historical quarters remain actual.</w:t>
       </w:r>
     </w:p>
     <w:p>

--- a/companies/alder-ridge/source-files/Shared/Finance/Treasury/FY27 working/treasury and bank review notes - 7.4 DC.docx
+++ b/companies/alder-ridge/source-files/Shared/Finance/Treasury/FY27 working/treasury and bank review notes - 7.4 DC.docx
@@ -967,7 +967,7 @@
                 <w:color w:val="000000"/>
                 <w:sz w:val="22"/>
               </w:rPr>
-              <w:t>Covenant Downside, Covenant policy, Debt Schedule, Forecast Inputs, Historical Covenant Inputs</w:t>
+              <w:t>Covenant Downside, Covenant policy, Debt Schedule, Forecast Inputs, Historical Covenant Inputs, Opening Balances</w:t>
             </w:r>
           </w:p>
         </w:tc>
@@ -1000,7 +1000,7 @@
                 <w:color w:val="000000"/>
                 <w:sz w:val="22"/>
               </w:rPr>
-              <w:t>Vista ERP balance sheet as of 2026-06-30; accounts 2200, 2210, and 2300</w:t>
+              <w:t>Vista ERP cash detail as of 2026-06-30; unrestricted company cash accounts; Vista ERP balance sheet as of 2026-06-30; accounts 2200, 2210, and 2300</w:t>
             </w:r>
           </w:p>
         </w:tc>
@@ -1925,12 +1925,27 @@
     </w:p>
     <w:p>
       <w:r>
-        <w:t>Decision 4: At the first leverage breach, calculate the immediate debt paydown required to reach the covenant maximum; do not solve an FCCR breach with a debt plug.</w:t>
+        <w:t>Decision 4: Roll tangible net worth from the controller-tied opening balance using quarterly net income less distributions, and test the executed $2.5 million minimum at each quarter end.</w:t>
       </w:r>
     </w:p>
     <w:p>
       <w:r>
-        <w:t>Decision 5: For the covenant downside, reduce forecast covenant EBITDA by 12%, apply 90% of forecast cash taxes, add $75,000 of quarterly cash interest beginning in 2026-Q4, and add $250,000 of unfunded capex in 2027-Q2 and 2028-Q2. Historical quarters remain actual.</w:t>
+        <w:t>Decision 5: Roll pre-financing unrestricted cash from posted opening cash using operating cash generation less cash interest, cash taxes, unfunded capex, distributions, and scheduled principal. Test the board's $2.25 million minimum cash floor.</w:t>
+      </w:r>
+    </w:p>
+    <w:p>
+      <w:r>
+        <w:t>Decision 6: At the first leverage breach, calculate the immediate debt paydown required to reach the covenant maximum and the portion financeable from cash above the board floor; do not solve an FCCR breach with a debt plug.</w:t>
+      </w:r>
+    </w:p>
+    <w:p>
+      <w:r>
+        <w:t>Decision 7: For the covenant downside, reduce forecast covenant EBITDA and operating cash generation by 12%, apply 90% of forecast cash taxes, add $75,000 of quarterly cash interest beginning in 2026-Q4, and add $250,000 of unfunded capex in 2027-Q2 and 2028-Q2. Historical quarters remain actual.</w:t>
+      </w:r>
+    </w:p>
+    <w:p>
+      <w:r>
+        <w:t>Decision 8: For downside tangible net worth, reduce forecast net income by the after-tax EBITDA shortfall and after-tax incremental interest using the approved 26% conversion tax rate. Capex and cash-tax timing changes affect cash, not tangible net worth.</w:t>
       </w:r>
     </w:p>
     <w:p>
